--- a/JS CONCEPTS/JavaScript Objects.docx
+++ b/JS CONCEPTS/JavaScript Objects.docx
@@ -1428,200 +1428,200 @@
       </w:pPr>
       <w:r>
         <w:pict>
+          <v:rect id="_x0000_i1025" style="width:0;height:1.5pt" o:hralign="center" o:hrstd="t" o:hr="t" fillcolor="#a0a0a0" stroked="f"/>
+        </w:pict>
+      </w:r>
+    </w:p>
+    <w:p>
+      <w:pPr>
+        <w:pStyle w:val="NoSpacing"/>
+      </w:pPr>
+    </w:p>
+    <w:p>
+      <w:pPr>
+        <w:pStyle w:val="NoSpacing"/>
+        <w:rPr>
+          <w:b/>
+        </w:rPr>
+      </w:pPr>
+      <w:r>
+        <w:rPr>
+          <w:b/>
+        </w:rPr>
+        <w:t>Updating Properties</w:t>
+      </w:r>
+    </w:p>
+    <w:p>
+      <w:pPr>
+        <w:pStyle w:val="NoSpacing"/>
+        <w:rPr>
+          <w:rStyle w:val="HTMLCode"/>
+          <w:rFonts w:ascii="Times New Roman" w:eastAsiaTheme="minorHAnsi" w:hAnsi="Times New Roman" w:cstheme="minorBidi"/>
+          <w:sz w:val="24"/>
+          <w:szCs w:val="22"/>
+        </w:rPr>
+      </w:pPr>
+      <w:proofErr w:type="spellStart"/>
+      <w:r>
+        <w:rPr>
+          <w:rStyle w:val="m"/>
+        </w:rPr>
+        <w:t>person</w:t>
+      </w:r>
+      <w:r>
+        <w:rPr>
+          <w:rStyle w:val="g"/>
+        </w:rPr>
+        <w:t>.</w:t>
+      </w:r>
+      <w:r>
+        <w:rPr>
+          <w:rStyle w:val="HTMLCode"/>
+          <w:rFonts w:ascii="Times New Roman" w:eastAsiaTheme="minorHAnsi" w:hAnsi="Times New Roman" w:cstheme="minorBidi"/>
+          <w:sz w:val="24"/>
+          <w:szCs w:val="22"/>
+        </w:rPr>
+        <w:t>age</w:t>
+      </w:r>
+      <w:proofErr w:type="spellEnd"/>
+      <w:r>
+        <w:rPr>
+          <w:rStyle w:val="HTMLCode"/>
+          <w:rFonts w:ascii="Times New Roman" w:eastAsiaTheme="minorHAnsi" w:hAnsi="Times New Roman" w:cstheme="minorBidi"/>
+          <w:sz w:val="24"/>
+          <w:szCs w:val="22"/>
+        </w:rPr>
+        <w:t xml:space="preserve"> </w:t>
+      </w:r>
+      <w:r>
+        <w:rPr>
+          <w:rStyle w:val="g"/>
+        </w:rPr>
+        <w:t>=</w:t>
+      </w:r>
+      <w:r>
+        <w:rPr>
+          <w:rStyle w:val="HTMLCode"/>
+          <w:rFonts w:ascii="Times New Roman" w:eastAsiaTheme="minorHAnsi" w:hAnsi="Times New Roman" w:cstheme="minorBidi"/>
+          <w:sz w:val="24"/>
+          <w:szCs w:val="22"/>
+        </w:rPr>
+        <w:t xml:space="preserve"> </w:t>
+      </w:r>
+      <w:r>
+        <w:rPr>
+          <w:rStyle w:val="j"/>
+        </w:rPr>
+        <w:t>31</w:t>
+      </w:r>
+      <w:r>
+        <w:rPr>
+          <w:rStyle w:val="HTMLCode"/>
+          <w:rFonts w:ascii="Times New Roman" w:eastAsiaTheme="minorHAnsi" w:hAnsi="Times New Roman" w:cstheme="minorBidi"/>
+          <w:sz w:val="24"/>
+          <w:szCs w:val="22"/>
+        </w:rPr>
+        <w:t>;</w:t>
+      </w:r>
+    </w:p>
+    <w:p>
+      <w:pPr>
+        <w:pStyle w:val="NoSpacing"/>
+        <w:rPr>
+          <w:rStyle w:val="HTMLCode"/>
+          <w:rFonts w:ascii="Times New Roman" w:eastAsiaTheme="minorHAnsi" w:hAnsi="Times New Roman" w:cstheme="minorBidi"/>
+          <w:sz w:val="24"/>
+          <w:szCs w:val="22"/>
+        </w:rPr>
+      </w:pPr>
+    </w:p>
+    <w:p>
+      <w:pPr>
+        <w:pStyle w:val="NoSpacing"/>
+        <w:rPr>
+          <w:rStyle w:val="HTMLCode"/>
+          <w:rFonts w:ascii="Times New Roman" w:eastAsiaTheme="minorHAnsi" w:hAnsi="Times New Roman" w:cstheme="minorBidi"/>
+          <w:sz w:val="24"/>
+          <w:szCs w:val="22"/>
+        </w:rPr>
+      </w:pPr>
+      <w:r>
+        <w:rPr>
+          <w:rStyle w:val="m"/>
+        </w:rPr>
+        <w:t>console</w:t>
+      </w:r>
+      <w:r>
+        <w:rPr>
+          <w:rStyle w:val="g"/>
+        </w:rPr>
+        <w:t>.</w:t>
+      </w:r>
+      <w:r>
+        <w:rPr>
+          <w:rStyle w:val="HTMLCode"/>
+          <w:rFonts w:ascii="Times New Roman" w:eastAsiaTheme="minorHAnsi" w:hAnsi="Times New Roman" w:cstheme="minorBidi"/>
+          <w:sz w:val="24"/>
+          <w:szCs w:val="22"/>
+        </w:rPr>
+        <w:t>log(</w:t>
+      </w:r>
+      <w:r>
+        <w:rPr>
+          <w:rStyle w:val="m"/>
+        </w:rPr>
+        <w:t>person</w:t>
+      </w:r>
+      <w:r>
+        <w:rPr>
+          <w:rStyle w:val="HTMLCode"/>
+          <w:rFonts w:ascii="Times New Roman" w:eastAsiaTheme="minorHAnsi" w:hAnsi="Times New Roman" w:cstheme="minorBidi"/>
+          <w:sz w:val="24"/>
+          <w:szCs w:val="22"/>
+        </w:rPr>
+        <w:t>);</w:t>
+      </w:r>
+    </w:p>
+    <w:p>
+      <w:pPr>
+        <w:pStyle w:val="NoSpacing"/>
+      </w:pPr>
+    </w:p>
+    <w:p>
+      <w:pPr>
+        <w:pStyle w:val="NoSpacing"/>
+        <w:rPr>
+          <w:b/>
+        </w:rPr>
+      </w:pPr>
+      <w:r>
+        <w:rPr>
+          <w:b/>
+        </w:rPr>
+        <w:t>Output</w:t>
+      </w:r>
+    </w:p>
+    <w:p>
+      <w:pPr>
+        <w:pStyle w:val="NoSpacing"/>
+      </w:pPr>
+      <w:r>
+        <w:rPr>
+          <w:rStyle w:val="HTMLCode"/>
+          <w:rFonts w:ascii="Times New Roman" w:eastAsiaTheme="minorHAnsi" w:hAnsi="Times New Roman" w:cstheme="minorBidi"/>
+          <w:sz w:val="24"/>
+          <w:szCs w:val="22"/>
+        </w:rPr>
+        <w:t>31</w:t>
+      </w:r>
+    </w:p>
+    <w:p>
+      <w:pPr>
+        <w:pStyle w:val="NoSpacing"/>
+      </w:pPr>
+      <w:r>
+        <w:pict>
           <v:rect id="_x0000_i1026" style="width:0;height:1.5pt" o:hralign="center" o:hrstd="t" o:hr="t" fillcolor="#a0a0a0" stroked="f"/>
-        </w:pict>
-      </w:r>
-    </w:p>
-    <w:p>
-      <w:pPr>
-        <w:pStyle w:val="NoSpacing"/>
-      </w:pPr>
-    </w:p>
-    <w:p>
-      <w:pPr>
-        <w:pStyle w:val="NoSpacing"/>
-        <w:rPr>
-          <w:b/>
-        </w:rPr>
-      </w:pPr>
-      <w:r>
-        <w:rPr>
-          <w:b/>
-        </w:rPr>
-        <w:t>Updating Properties</w:t>
-      </w:r>
-    </w:p>
-    <w:p>
-      <w:pPr>
-        <w:pStyle w:val="NoSpacing"/>
-        <w:rPr>
-          <w:rStyle w:val="HTMLCode"/>
-          <w:rFonts w:ascii="Times New Roman" w:eastAsiaTheme="minorHAnsi" w:hAnsi="Times New Roman" w:cstheme="minorBidi"/>
-          <w:sz w:val="24"/>
-          <w:szCs w:val="22"/>
-        </w:rPr>
-      </w:pPr>
-      <w:proofErr w:type="spellStart"/>
-      <w:r>
-        <w:rPr>
-          <w:rStyle w:val="m"/>
-        </w:rPr>
-        <w:t>person</w:t>
-      </w:r>
-      <w:r>
-        <w:rPr>
-          <w:rStyle w:val="g"/>
-        </w:rPr>
-        <w:t>.</w:t>
-      </w:r>
-      <w:r>
-        <w:rPr>
-          <w:rStyle w:val="HTMLCode"/>
-          <w:rFonts w:ascii="Times New Roman" w:eastAsiaTheme="minorHAnsi" w:hAnsi="Times New Roman" w:cstheme="minorBidi"/>
-          <w:sz w:val="24"/>
-          <w:szCs w:val="22"/>
-        </w:rPr>
-        <w:t>age</w:t>
-      </w:r>
-      <w:proofErr w:type="spellEnd"/>
-      <w:r>
-        <w:rPr>
-          <w:rStyle w:val="HTMLCode"/>
-          <w:rFonts w:ascii="Times New Roman" w:eastAsiaTheme="minorHAnsi" w:hAnsi="Times New Roman" w:cstheme="minorBidi"/>
-          <w:sz w:val="24"/>
-          <w:szCs w:val="22"/>
-        </w:rPr>
-        <w:t xml:space="preserve"> </w:t>
-      </w:r>
-      <w:r>
-        <w:rPr>
-          <w:rStyle w:val="g"/>
-        </w:rPr>
-        <w:t>=</w:t>
-      </w:r>
-      <w:r>
-        <w:rPr>
-          <w:rStyle w:val="HTMLCode"/>
-          <w:rFonts w:ascii="Times New Roman" w:eastAsiaTheme="minorHAnsi" w:hAnsi="Times New Roman" w:cstheme="minorBidi"/>
-          <w:sz w:val="24"/>
-          <w:szCs w:val="22"/>
-        </w:rPr>
-        <w:t xml:space="preserve"> </w:t>
-      </w:r>
-      <w:r>
-        <w:rPr>
-          <w:rStyle w:val="j"/>
-        </w:rPr>
-        <w:t>31</w:t>
-      </w:r>
-      <w:r>
-        <w:rPr>
-          <w:rStyle w:val="HTMLCode"/>
-          <w:rFonts w:ascii="Times New Roman" w:eastAsiaTheme="minorHAnsi" w:hAnsi="Times New Roman" w:cstheme="minorBidi"/>
-          <w:sz w:val="24"/>
-          <w:szCs w:val="22"/>
-        </w:rPr>
-        <w:t>;</w:t>
-      </w:r>
-    </w:p>
-    <w:p>
-      <w:pPr>
-        <w:pStyle w:val="NoSpacing"/>
-        <w:rPr>
-          <w:rStyle w:val="HTMLCode"/>
-          <w:rFonts w:ascii="Times New Roman" w:eastAsiaTheme="minorHAnsi" w:hAnsi="Times New Roman" w:cstheme="minorBidi"/>
-          <w:sz w:val="24"/>
-          <w:szCs w:val="22"/>
-        </w:rPr>
-      </w:pPr>
-    </w:p>
-    <w:p>
-      <w:pPr>
-        <w:pStyle w:val="NoSpacing"/>
-        <w:rPr>
-          <w:rStyle w:val="HTMLCode"/>
-          <w:rFonts w:ascii="Times New Roman" w:eastAsiaTheme="minorHAnsi" w:hAnsi="Times New Roman" w:cstheme="minorBidi"/>
-          <w:sz w:val="24"/>
-          <w:szCs w:val="22"/>
-        </w:rPr>
-      </w:pPr>
-      <w:r>
-        <w:rPr>
-          <w:rStyle w:val="m"/>
-        </w:rPr>
-        <w:t>console</w:t>
-      </w:r>
-      <w:r>
-        <w:rPr>
-          <w:rStyle w:val="g"/>
-        </w:rPr>
-        <w:t>.</w:t>
-      </w:r>
-      <w:r>
-        <w:rPr>
-          <w:rStyle w:val="HTMLCode"/>
-          <w:rFonts w:ascii="Times New Roman" w:eastAsiaTheme="minorHAnsi" w:hAnsi="Times New Roman" w:cstheme="minorBidi"/>
-          <w:sz w:val="24"/>
-          <w:szCs w:val="22"/>
-        </w:rPr>
-        <w:t>log(</w:t>
-      </w:r>
-      <w:r>
-        <w:rPr>
-          <w:rStyle w:val="m"/>
-        </w:rPr>
-        <w:t>person</w:t>
-      </w:r>
-      <w:r>
-        <w:rPr>
-          <w:rStyle w:val="HTMLCode"/>
-          <w:rFonts w:ascii="Times New Roman" w:eastAsiaTheme="minorHAnsi" w:hAnsi="Times New Roman" w:cstheme="minorBidi"/>
-          <w:sz w:val="24"/>
-          <w:szCs w:val="22"/>
-        </w:rPr>
-        <w:t>);</w:t>
-      </w:r>
-    </w:p>
-    <w:p>
-      <w:pPr>
-        <w:pStyle w:val="NoSpacing"/>
-      </w:pPr>
-    </w:p>
-    <w:p>
-      <w:pPr>
-        <w:pStyle w:val="NoSpacing"/>
-        <w:rPr>
-          <w:b/>
-        </w:rPr>
-      </w:pPr>
-      <w:r>
-        <w:rPr>
-          <w:b/>
-        </w:rPr>
-        <w:t>Output</w:t>
-      </w:r>
-    </w:p>
-    <w:p>
-      <w:pPr>
-        <w:pStyle w:val="NoSpacing"/>
-      </w:pPr>
-      <w:r>
-        <w:rPr>
-          <w:rStyle w:val="HTMLCode"/>
-          <w:rFonts w:ascii="Times New Roman" w:eastAsiaTheme="minorHAnsi" w:hAnsi="Times New Roman" w:cstheme="minorBidi"/>
-          <w:sz w:val="24"/>
-          <w:szCs w:val="22"/>
-        </w:rPr>
-        <w:t>31</w:t>
-      </w:r>
-    </w:p>
-    <w:p>
-      <w:pPr>
-        <w:pStyle w:val="NoSpacing"/>
-      </w:pPr>
-      <w:r>
-        <w:pict>
-          <v:rect id="_x0000_i1027" style="width:0;height:1.5pt" o:hralign="center" o:hrstd="t" o:hr="t" fillcolor="#a0a0a0" stroked="f"/>
         </w:pict>
       </w:r>
     </w:p>
@@ -6541,8 +6541,21 @@
       <w:pPr>
         <w:pStyle w:val="NoSpacing"/>
       </w:pPr>
+    </w:p>
+    <w:p>
+      <w:pPr>
+        <w:pStyle w:val="NoSpacing"/>
+      </w:pPr>
+    </w:p>
+    <w:p>
+      <w:pPr>
+        <w:pStyle w:val="NoSpacing"/>
+      </w:pPr>
+      <w:bookmarkStart w:id="0" w:name="_GoBack"/>
+      <w:bookmarkEnd w:id="0"/>
       <w:proofErr w:type="spellStart"/>
       <w:r>
+        <w:lastRenderedPageBreak/>
         <w:t>Object.assign</w:t>
       </w:r>
       <w:proofErr w:type="spellEnd"/>
@@ -6578,7 +6591,6 @@
         <w:rPr>
           <w:b/>
         </w:rPr>
-        <w:lastRenderedPageBreak/>
         <w:t xml:space="preserve">Deep Copy </w:t>
       </w:r>
     </w:p>
@@ -7476,6 +7488,7 @@
         <w:pStyle w:val="NoSpacing"/>
       </w:pPr>
       <w:r>
+        <w:lastRenderedPageBreak/>
         <w:t xml:space="preserve">It is </w:t>
       </w:r>
       <w:r>
@@ -7499,7 +7512,6 @@
         <w:pStyle w:val="NoSpacing"/>
       </w:pPr>
       <w:r>
-        <w:lastRenderedPageBreak/>
         <w:t>const person = {</w:t>
       </w:r>
     </w:p>
@@ -8104,6 +8116,7 @@
           <w:b/>
           <w:lang w:eastAsia="en-IN"/>
         </w:rPr>
+        <w:lastRenderedPageBreak/>
         <w:t>You can update existing properties, but you cannot add or remove properties.</w:t>
       </w:r>
     </w:p>
@@ -8127,7 +8140,6 @@
         <w:rPr>
           <w:b/>
         </w:rPr>
-        <w:lastRenderedPageBreak/>
         <w:t xml:space="preserve">The Rest Operator </w:t>
       </w:r>
     </w:p>
@@ -8880,7 +8892,6 @@
         <w:rPr>
           <w:b/>
         </w:rPr>
-        <w:lastRenderedPageBreak/>
         <w:t>1. What is the Rest Operator?</w:t>
       </w:r>
     </w:p>
@@ -8918,7 +8929,7 @@
       </w:pPr>
       <w:r>
         <w:pict>
-          <v:rect id="_x0000_i1046" style="width:0;height:1.5pt" o:hralign="center" o:hrstd="t" o:hr="t" fillcolor="#a0a0a0" stroked="f"/>
+          <v:rect id="_x0000_i1027" style="width:0;height:1.5pt" o:hralign="center" o:hrstd="t" o:hr="t" fillcolor="#a0a0a0" stroked="f"/>
         </w:pict>
       </w:r>
     </w:p>
@@ -8961,7 +8972,7 @@
       </w:pPr>
       <w:r>
         <w:pict>
-          <v:rect id="_x0000_i1047" style="width:0;height:1.5pt" o:hralign="center" o:hrstd="t" o:hr="t" fillcolor="#a0a0a0" stroked="f"/>
+          <v:rect id="_x0000_i1028" style="width:0;height:1.5pt" o:hralign="center" o:hrstd="t" o:hr="t" fillcolor="#a0a0a0" stroked="f"/>
         </w:pict>
       </w:r>
     </w:p>
@@ -9004,7 +9015,7 @@
       </w:pPr>
       <w:r>
         <w:pict>
-          <v:rect id="_x0000_i1048" style="width:0;height:1.5pt" o:hralign="center" o:hrstd="t" o:hr="t" fillcolor="#a0a0a0" stroked="f"/>
+          <v:rect id="_x0000_i1029" style="width:0;height:1.5pt" o:hralign="center" o:hrstd="t" o:hr="t" fillcolor="#a0a0a0" stroked="f"/>
         </w:pict>
       </w:r>
     </w:p>
@@ -9095,8 +9106,6 @@
           <w:b/>
         </w:rPr>
       </w:pPr>
-      <w:bookmarkStart w:id="0" w:name="_GoBack"/>
-      <w:bookmarkEnd w:id="0"/>
     </w:p>
     <w:p>
       <w:pPr>
@@ -11575,6 +11584,7 @@
   <w:style w:type="character" w:default="1" w:styleId="DefaultParagraphFont">
     <w:name w:val="Default Paragraph Font"/>
     <w:uiPriority w:val="1"/>
+    <w:semiHidden/>
     <w:unhideWhenUsed/>
   </w:style>
   <w:style w:type="table" w:default="1" w:styleId="TableNormal">
